--- a/divers Rapport/divers explications.docx
+++ b/divers Rapport/divers explications.docx
@@ -241,6 +241,9 @@
     </w:p>
     <w:p>
       <w:r>
+        <w:rPr>
+          <w:noProof/>
+        </w:rPr>
         <w:lastRenderedPageBreak/>
         <w:drawing>
           <wp:inline distT="0" distB="0" distL="0" distR="0" wp14:anchorId="77522C71" wp14:editId="11613D1C">
@@ -351,6 +354,9 @@
     </w:p>
     <w:p>
       <w:r>
+        <w:rPr>
+          <w:noProof/>
+        </w:rPr>
         <w:lastRenderedPageBreak/>
         <w:drawing>
           <wp:inline distT="0" distB="0" distL="0" distR="0" wp14:anchorId="45E52082" wp14:editId="6D529D80">
@@ -664,6 +670,9 @@
     </w:p>
     <w:p>
       <w:r>
+        <w:rPr>
+          <w:noProof/>
+        </w:rPr>
         <w:drawing>
           <wp:inline distT="0" distB="0" distL="0" distR="0" wp14:anchorId="72C766A9" wp14:editId="50307B7D">
             <wp:extent cx="5760720" cy="3973830"/>
@@ -939,6 +948,9 @@
     </w:p>
     <w:p>
       <w:r>
+        <w:rPr>
+          <w:noProof/>
+        </w:rPr>
         <w:lastRenderedPageBreak/>
         <w:drawing>
           <wp:inline distT="0" distB="0" distL="0" distR="0" wp14:anchorId="1AFFB5C1" wp14:editId="5BB262C0">
@@ -1097,6 +1109,9 @@
         <w:t xml:space="preserve"> </w:t>
       </w:r>
       <w:r>
+        <w:rPr>
+          <w:noProof/>
+        </w:rPr>
         <w:drawing>
           <wp:inline distT="0" distB="0" distL="0" distR="0" wp14:anchorId="278AC801" wp14:editId="3B1AE228">
             <wp:extent cx="5760720" cy="3849370"/>
@@ -1341,6 +1356,9 @@
     </w:p>
     <w:p>
       <w:r>
+        <w:rPr>
+          <w:noProof/>
+        </w:rPr>
         <w:lastRenderedPageBreak/>
         <w:drawing>
           <wp:inline distT="0" distB="0" distL="0" distR="0" wp14:anchorId="2E2B27C1" wp14:editId="0958A8AA">
@@ -2081,6 +2099,9 @@
     <w:p/>
     <w:p>
       <w:r>
+        <w:rPr>
+          <w:noProof/>
+        </w:rPr>
         <w:drawing>
           <wp:inline distT="0" distB="0" distL="0" distR="0" wp14:anchorId="6F18DBC3" wp14:editId="7040F6B3">
             <wp:extent cx="5760720" cy="2246630"/>
@@ -2196,6 +2217,9 @@
     </w:p>
     <w:p>
       <w:r>
+        <w:rPr>
+          <w:noProof/>
+        </w:rPr>
         <w:lastRenderedPageBreak/>
         <w:drawing>
           <wp:inline distT="0" distB="0" distL="0" distR="0" wp14:anchorId="6A088F7B" wp14:editId="0CCF8048">
@@ -2404,6 +2428,9 @@
         </w:pBdr>
       </w:pPr>
       <w:r>
+        <w:rPr>
+          <w:noProof/>
+        </w:rPr>
         <w:lastRenderedPageBreak/>
         <w:drawing>
           <wp:inline distT="0" distB="0" distL="0" distR="0" wp14:anchorId="5E2D9FE5" wp14:editId="3288E105">
@@ -2452,6 +2479,9 @@
         <w:t xml:space="preserve"> :</w:t>
       </w:r>
       <w:r>
+        <w:rPr>
+          <w:noProof/>
+        </w:rPr>
         <w:drawing>
           <wp:inline distT="0" distB="0" distL="0" distR="0" wp14:anchorId="2AA06CE4" wp14:editId="6CF5216D">
             <wp:extent cx="5760720" cy="1392555"/>
@@ -3249,11 +3279,338 @@
       </w:r>
     </w:p>
     <w:p>
+      <w:pPr>
+        <w:pBdr>
+          <w:bottom w:val="dotted" w:sz="24" w:space="1" w:color="auto"/>
+        </w:pBdr>
+      </w:pPr>
       <w:r>
         <w:t>Ce plan de tests vise à garantir que l'application de gestion du site de l'ESCT BOXE répond aux attentes en matière de fonctionnalité, de performance, de sécurité et d'expérience utilisateur. Une approche systématique des tests permet de minimiser les risques et d'assurer une satisfaction optimale des utilisateurs.</w:t>
       </w:r>
     </w:p>
     <w:p/>
+    <w:p>
+      <w:pPr>
+        <w:rPr>
+          <w:b/>
+          <w:bCs/>
+        </w:rPr>
+      </w:pPr>
+      <w:r>
+        <w:rPr>
+          <w:b/>
+          <w:bCs/>
+        </w:rPr>
+        <w:t>Étapes pour Chiffrer des Données Sensibles</w:t>
+      </w:r>
+    </w:p>
+    <w:p>
+      <w:pPr>
+        <w:rPr>
+          <w:b/>
+          <w:bCs/>
+        </w:rPr>
+      </w:pPr>
+      <w:r>
+        <w:rPr>
+          <w:b/>
+          <w:bCs/>
+        </w:rPr>
+        <w:t>1. Choisir un Algorithme de Chiffrement</w:t>
+      </w:r>
+    </w:p>
+    <w:p>
+      <w:r>
+        <w:t xml:space="preserve">Il est important de choisir un algorithme de chiffrement sécurisé. Pour cela, vous pouvez utiliser des bibliothèques bien établies comme </w:t>
+      </w:r>
+      <w:proofErr w:type="spellStart"/>
+      <w:r>
+        <w:t>OpenSSL</w:t>
+      </w:r>
+      <w:proofErr w:type="spellEnd"/>
+      <w:r>
+        <w:t xml:space="preserve"> ou le composant </w:t>
+      </w:r>
+      <w:proofErr w:type="spellStart"/>
+      <w:r>
+        <w:t>Cryptography</w:t>
+      </w:r>
+      <w:proofErr w:type="spellEnd"/>
+      <w:r>
+        <w:t xml:space="preserve"> de Symfony.</w:t>
+      </w:r>
+    </w:p>
+    <w:p>
+      <w:pPr>
+        <w:numPr>
+          <w:ilvl w:val="0"/>
+          <w:numId w:val="18"/>
+        </w:numPr>
+      </w:pPr>
+      <w:r>
+        <w:rPr>
+          <w:b/>
+          <w:bCs/>
+        </w:rPr>
+        <w:t>Algorithmes recommandés</w:t>
+      </w:r>
+      <w:r>
+        <w:t xml:space="preserve"> :</w:t>
+      </w:r>
+    </w:p>
+    <w:p>
+      <w:pPr>
+        <w:numPr>
+          <w:ilvl w:val="1"/>
+          <w:numId w:val="18"/>
+        </w:numPr>
+      </w:pPr>
+      <w:r>
+        <w:rPr>
+          <w:b/>
+          <w:bCs/>
+        </w:rPr>
+        <w:t xml:space="preserve">AES (Advanced </w:t>
+      </w:r>
+      <w:proofErr w:type="spellStart"/>
+      <w:r>
+        <w:rPr>
+          <w:b/>
+          <w:bCs/>
+        </w:rPr>
+        <w:t>Encryption</w:t>
+      </w:r>
+      <w:proofErr w:type="spellEnd"/>
+      <w:r>
+        <w:rPr>
+          <w:b/>
+          <w:bCs/>
+        </w:rPr>
+        <w:t xml:space="preserve"> Standard)</w:t>
+      </w:r>
+      <w:r>
+        <w:t xml:space="preserve"> : largement utilisé et reconnu pour sa sécurité.</w:t>
+      </w:r>
+    </w:p>
+    <w:p>
+      <w:pPr>
+        <w:numPr>
+          <w:ilvl w:val="1"/>
+          <w:numId w:val="18"/>
+        </w:numPr>
+      </w:pPr>
+      <w:r>
+        <w:rPr>
+          <w:b/>
+          <w:bCs/>
+        </w:rPr>
+        <w:t>RSA</w:t>
+      </w:r>
+      <w:r>
+        <w:t xml:space="preserve"> : utilisé pour le chiffrement asymétrique, mais souvent pas idéal pour des données volumineuses.</w:t>
+      </w:r>
+    </w:p>
+    <w:p>
+      <w:pPr>
+        <w:rPr>
+          <w:b/>
+          <w:bCs/>
+        </w:rPr>
+      </w:pPr>
+      <w:r>
+        <w:rPr>
+          <w:b/>
+          <w:bCs/>
+        </w:rPr>
+        <w:t>2. Installer le Composant de Cryptographie de Symfony</w:t>
+      </w:r>
+    </w:p>
+    <w:p>
+      <w:r>
+        <w:t xml:space="preserve">Si vous utilisez Symfony, vous pouvez tirer parti de ses composants de cryptographie. Pour cela, assurez-vous d'installer le package </w:t>
+      </w:r>
+      <w:proofErr w:type="spellStart"/>
+      <w:r>
+        <w:t>symfony</w:t>
+      </w:r>
+      <w:proofErr w:type="spellEnd"/>
+      <w:r>
+        <w:t>/</w:t>
+      </w:r>
+      <w:proofErr w:type="spellStart"/>
+      <w:r>
+        <w:t>cryptography</w:t>
+      </w:r>
+      <w:proofErr w:type="spellEnd"/>
+      <w:r>
+        <w:t>.</w:t>
+      </w:r>
+    </w:p>
+    <w:p>
+      <w:proofErr w:type="spellStart"/>
+      <w:r>
+        <w:t>bash</w:t>
+      </w:r>
+      <w:proofErr w:type="spellEnd"/>
+    </w:p>
+    <w:p>
+      <w:r>
+        <w:lastRenderedPageBreak/>
+        <w:drawing>
+          <wp:inline distT="0" distB="0" distL="0" distR="0" wp14:anchorId="74469A73" wp14:editId="62BDA99D">
+            <wp:extent cx="5760720" cy="3480435"/>
+            <wp:effectExtent l="0" t="0" r="0" b="5715"/>
+            <wp:docPr id="1560526613" name="Image 1"/>
+            <wp:cNvGraphicFramePr>
+              <a:graphicFrameLocks xmlns:a="http://schemas.openxmlformats.org/drawingml/2006/main" noChangeAspect="1"/>
+            </wp:cNvGraphicFramePr>
+            <a:graphic xmlns:a="http://schemas.openxmlformats.org/drawingml/2006/main">
+              <a:graphicData uri="http://schemas.openxmlformats.org/drawingml/2006/picture">
+                <pic:pic xmlns:pic="http://schemas.openxmlformats.org/drawingml/2006/picture">
+                  <pic:nvPicPr>
+                    <pic:cNvPr id="1560526613" name=""/>
+                    <pic:cNvPicPr/>
+                  </pic:nvPicPr>
+                  <pic:blipFill>
+                    <a:blip r:embed="rId15"/>
+                    <a:stretch>
+                      <a:fillRect/>
+                    </a:stretch>
+                  </pic:blipFill>
+                  <pic:spPr>
+                    <a:xfrm>
+                      <a:off x="0" y="0"/>
+                      <a:ext cx="5760720" cy="3480435"/>
+                    </a:xfrm>
+                    <a:prstGeom prst="rect">
+                      <a:avLst/>
+                    </a:prstGeom>
+                  </pic:spPr>
+                </pic:pic>
+              </a:graphicData>
+            </a:graphic>
+          </wp:inline>
+        </w:drawing>
+      </w:r>
+      <w:r>
+        <w:drawing>
+          <wp:inline distT="0" distB="0" distL="0" distR="0" wp14:anchorId="04EE968C" wp14:editId="5CE5C469">
+            <wp:extent cx="5760720" cy="5196205"/>
+            <wp:effectExtent l="0" t="0" r="0" b="4445"/>
+            <wp:docPr id="1143437766" name="Image 1"/>
+            <wp:cNvGraphicFramePr>
+              <a:graphicFrameLocks xmlns:a="http://schemas.openxmlformats.org/drawingml/2006/main" noChangeAspect="1"/>
+            </wp:cNvGraphicFramePr>
+            <a:graphic xmlns:a="http://schemas.openxmlformats.org/drawingml/2006/main">
+              <a:graphicData uri="http://schemas.openxmlformats.org/drawingml/2006/picture">
+                <pic:pic xmlns:pic="http://schemas.openxmlformats.org/drawingml/2006/picture">
+                  <pic:nvPicPr>
+                    <pic:cNvPr id="1143437766" name=""/>
+                    <pic:cNvPicPr/>
+                  </pic:nvPicPr>
+                  <pic:blipFill>
+                    <a:blip r:embed="rId16"/>
+                    <a:stretch>
+                      <a:fillRect/>
+                    </a:stretch>
+                  </pic:blipFill>
+                  <pic:spPr>
+                    <a:xfrm>
+                      <a:off x="0" y="0"/>
+                      <a:ext cx="5760720" cy="5196205"/>
+                    </a:xfrm>
+                    <a:prstGeom prst="rect">
+                      <a:avLst/>
+                    </a:prstGeom>
+                  </pic:spPr>
+                </pic:pic>
+              </a:graphicData>
+            </a:graphic>
+          </wp:inline>
+        </w:drawing>
+      </w:r>
+      <w:r>
+        <w:lastRenderedPageBreak/>
+        <w:drawing>
+          <wp:inline distT="0" distB="0" distL="0" distR="0" wp14:anchorId="1278A16B" wp14:editId="1A86E4C1">
+            <wp:extent cx="5760720" cy="4068445"/>
+            <wp:effectExtent l="0" t="0" r="0" b="8255"/>
+            <wp:docPr id="747979103" name="Image 1"/>
+            <wp:cNvGraphicFramePr>
+              <a:graphicFrameLocks xmlns:a="http://schemas.openxmlformats.org/drawingml/2006/main" noChangeAspect="1"/>
+            </wp:cNvGraphicFramePr>
+            <a:graphic xmlns:a="http://schemas.openxmlformats.org/drawingml/2006/main">
+              <a:graphicData uri="http://schemas.openxmlformats.org/drawingml/2006/picture">
+                <pic:pic xmlns:pic="http://schemas.openxmlformats.org/drawingml/2006/picture">
+                  <pic:nvPicPr>
+                    <pic:cNvPr id="747979103" name=""/>
+                    <pic:cNvPicPr/>
+                  </pic:nvPicPr>
+                  <pic:blipFill>
+                    <a:blip r:embed="rId17"/>
+                    <a:stretch>
+                      <a:fillRect/>
+                    </a:stretch>
+                  </pic:blipFill>
+                  <pic:spPr>
+                    <a:xfrm>
+                      <a:off x="0" y="0"/>
+                      <a:ext cx="5760720" cy="4068445"/>
+                    </a:xfrm>
+                    <a:prstGeom prst="rect">
+                      <a:avLst/>
+                    </a:prstGeom>
+                  </pic:spPr>
+                </pic:pic>
+              </a:graphicData>
+            </a:graphic>
+          </wp:inline>
+        </w:drawing>
+      </w:r>
+      <w:r>
+        <w:lastRenderedPageBreak/>
+        <w:drawing>
+          <wp:inline distT="0" distB="0" distL="0" distR="0" wp14:anchorId="6DC38A8E" wp14:editId="672FE48E">
+            <wp:extent cx="5760720" cy="5944870"/>
+            <wp:effectExtent l="0" t="0" r="0" b="0"/>
+            <wp:docPr id="487195316" name="Image 1"/>
+            <wp:cNvGraphicFramePr>
+              <a:graphicFrameLocks xmlns:a="http://schemas.openxmlformats.org/drawingml/2006/main" noChangeAspect="1"/>
+            </wp:cNvGraphicFramePr>
+            <a:graphic xmlns:a="http://schemas.openxmlformats.org/drawingml/2006/main">
+              <a:graphicData uri="http://schemas.openxmlformats.org/drawingml/2006/picture">
+                <pic:pic xmlns:pic="http://schemas.openxmlformats.org/drawingml/2006/picture">
+                  <pic:nvPicPr>
+                    <pic:cNvPr id="487195316" name=""/>
+                    <pic:cNvPicPr/>
+                  </pic:nvPicPr>
+                  <pic:blipFill>
+                    <a:blip r:embed="rId18"/>
+                    <a:stretch>
+                      <a:fillRect/>
+                    </a:stretch>
+                  </pic:blipFill>
+                  <pic:spPr>
+                    <a:xfrm>
+                      <a:off x="0" y="0"/>
+                      <a:ext cx="5760720" cy="5944870"/>
+                    </a:xfrm>
+                    <a:prstGeom prst="rect">
+                      <a:avLst/>
+                    </a:prstGeom>
+                  </pic:spPr>
+                </pic:pic>
+              </a:graphicData>
+            </a:graphic>
+          </wp:inline>
+        </w:drawing>
+      </w:r>
+    </w:p>
+    <w:p>
+      <w:r>
+        <w:t>********************************************************************************</w:t>
+      </w:r>
+    </w:p>
     <w:sectPr>
       <w:pgSz w:w="11906" w:h="16838"/>
       <w:pgMar w:top="1417" w:right="1417" w:bottom="1417" w:left="1417" w:header="708" w:footer="708" w:gutter="0"/>
@@ -5579,6 +5936,155 @@
     </w:lvl>
   </w:abstractNum>
   <w:abstractNum w:abstractNumId="16" w15:restartNumberingAfterBreak="0">
+    <w:nsid w:val="79382AB5"/>
+    <w:multiLevelType w:val="multilevel"/>
+    <w:tmpl w:val="4A4EE022"/>
+    <w:lvl w:ilvl="0">
+      <w:start w:val="1"/>
+      <w:numFmt w:val="bullet"/>
+      <w:lvlText w:val=""/>
+      <w:lvlJc w:val="left"/>
+      <w:pPr>
+        <w:tabs>
+          <w:tab w:val="num" w:pos="720"/>
+        </w:tabs>
+        <w:ind w:left="720" w:hanging="360"/>
+      </w:pPr>
+      <w:rPr>
+        <w:rFonts w:ascii="Symbol" w:hAnsi="Symbol" w:hint="default"/>
+        <w:sz w:val="20"/>
+      </w:rPr>
+    </w:lvl>
+    <w:lvl w:ilvl="1">
+      <w:start w:val="1"/>
+      <w:numFmt w:val="bullet"/>
+      <w:lvlText w:val="o"/>
+      <w:lvlJc w:val="left"/>
+      <w:pPr>
+        <w:tabs>
+          <w:tab w:val="num" w:pos="1440"/>
+        </w:tabs>
+        <w:ind w:left="1440" w:hanging="360"/>
+      </w:pPr>
+      <w:rPr>
+        <w:rFonts w:ascii="Courier New" w:hAnsi="Courier New" w:hint="default"/>
+        <w:sz w:val="20"/>
+      </w:rPr>
+    </w:lvl>
+    <w:lvl w:ilvl="2" w:tentative="1">
+      <w:start w:val="1"/>
+      <w:numFmt w:val="bullet"/>
+      <w:lvlText w:val=""/>
+      <w:lvlJc w:val="left"/>
+      <w:pPr>
+        <w:tabs>
+          <w:tab w:val="num" w:pos="2160"/>
+        </w:tabs>
+        <w:ind w:left="2160" w:hanging="360"/>
+      </w:pPr>
+      <w:rPr>
+        <w:rFonts w:ascii="Wingdings" w:hAnsi="Wingdings" w:hint="default"/>
+        <w:sz w:val="20"/>
+      </w:rPr>
+    </w:lvl>
+    <w:lvl w:ilvl="3" w:tentative="1">
+      <w:start w:val="1"/>
+      <w:numFmt w:val="bullet"/>
+      <w:lvlText w:val=""/>
+      <w:lvlJc w:val="left"/>
+      <w:pPr>
+        <w:tabs>
+          <w:tab w:val="num" w:pos="2880"/>
+        </w:tabs>
+        <w:ind w:left="2880" w:hanging="360"/>
+      </w:pPr>
+      <w:rPr>
+        <w:rFonts w:ascii="Wingdings" w:hAnsi="Wingdings" w:hint="default"/>
+        <w:sz w:val="20"/>
+      </w:rPr>
+    </w:lvl>
+    <w:lvl w:ilvl="4" w:tentative="1">
+      <w:start w:val="1"/>
+      <w:numFmt w:val="bullet"/>
+      <w:lvlText w:val=""/>
+      <w:lvlJc w:val="left"/>
+      <w:pPr>
+        <w:tabs>
+          <w:tab w:val="num" w:pos="3600"/>
+        </w:tabs>
+        <w:ind w:left="3600" w:hanging="360"/>
+      </w:pPr>
+      <w:rPr>
+        <w:rFonts w:ascii="Wingdings" w:hAnsi="Wingdings" w:hint="default"/>
+        <w:sz w:val="20"/>
+      </w:rPr>
+    </w:lvl>
+    <w:lvl w:ilvl="5" w:tentative="1">
+      <w:start w:val="1"/>
+      <w:numFmt w:val="bullet"/>
+      <w:lvlText w:val=""/>
+      <w:lvlJc w:val="left"/>
+      <w:pPr>
+        <w:tabs>
+          <w:tab w:val="num" w:pos="4320"/>
+        </w:tabs>
+        <w:ind w:left="4320" w:hanging="360"/>
+      </w:pPr>
+      <w:rPr>
+        <w:rFonts w:ascii="Wingdings" w:hAnsi="Wingdings" w:hint="default"/>
+        <w:sz w:val="20"/>
+      </w:rPr>
+    </w:lvl>
+    <w:lvl w:ilvl="6" w:tentative="1">
+      <w:start w:val="1"/>
+      <w:numFmt w:val="bullet"/>
+      <w:lvlText w:val=""/>
+      <w:lvlJc w:val="left"/>
+      <w:pPr>
+        <w:tabs>
+          <w:tab w:val="num" w:pos="5040"/>
+        </w:tabs>
+        <w:ind w:left="5040" w:hanging="360"/>
+      </w:pPr>
+      <w:rPr>
+        <w:rFonts w:ascii="Wingdings" w:hAnsi="Wingdings" w:hint="default"/>
+        <w:sz w:val="20"/>
+      </w:rPr>
+    </w:lvl>
+    <w:lvl w:ilvl="7" w:tentative="1">
+      <w:start w:val="1"/>
+      <w:numFmt w:val="bullet"/>
+      <w:lvlText w:val=""/>
+      <w:lvlJc w:val="left"/>
+      <w:pPr>
+        <w:tabs>
+          <w:tab w:val="num" w:pos="5760"/>
+        </w:tabs>
+        <w:ind w:left="5760" w:hanging="360"/>
+      </w:pPr>
+      <w:rPr>
+        <w:rFonts w:ascii="Wingdings" w:hAnsi="Wingdings" w:hint="default"/>
+        <w:sz w:val="20"/>
+      </w:rPr>
+    </w:lvl>
+    <w:lvl w:ilvl="8" w:tentative="1">
+      <w:start w:val="1"/>
+      <w:numFmt w:val="bullet"/>
+      <w:lvlText w:val=""/>
+      <w:lvlJc w:val="left"/>
+      <w:pPr>
+        <w:tabs>
+          <w:tab w:val="num" w:pos="6480"/>
+        </w:tabs>
+        <w:ind w:left="6480" w:hanging="360"/>
+      </w:pPr>
+      <w:rPr>
+        <w:rFonts w:ascii="Wingdings" w:hAnsi="Wingdings" w:hint="default"/>
+        <w:sz w:val="20"/>
+      </w:rPr>
+    </w:lvl>
+  </w:abstractNum>
+  <w:abstractNum w:abstractNumId="17" w15:restartNumberingAfterBreak="0">
     <w:nsid w:val="7EDF7722"/>
     <w:multiLevelType w:val="multilevel"/>
     <w:tmpl w:val="413CEFE8"/>
@@ -5737,7 +6243,7 @@
     <w:abstractNumId w:val="8"/>
   </w:num>
   <w:num w:numId="4" w16cid:durableId="377123857">
-    <w:abstractNumId w:val="16"/>
+    <w:abstractNumId w:val="17"/>
   </w:num>
   <w:num w:numId="5" w16cid:durableId="1655832671">
     <w:abstractNumId w:val="1"/>
@@ -5777,6 +6283,9 @@
   </w:num>
   <w:num w:numId="17" w16cid:durableId="1596473275">
     <w:abstractNumId w:val="13"/>
+  </w:num>
+  <w:num w:numId="18" w16cid:durableId="296766218">
+    <w:abstractNumId w:val="16"/>
   </w:num>
 </w:numbering>
 </file>
